--- a/static/manual_doc/คู่มือ.docx
+++ b/static/manual_doc/คู่มือ.docx
@@ -2132,30 +2132,123 @@
           <w:szCs w:val="32"/>
         </w:rPr>
       </w:pPr>
+      <w:r>
+        <w:rPr>
+          <w:rFonts w:asciiTheme="majorBidi" w:hAnsiTheme="majorBidi" w:cstheme="majorBidi"/>
+          <w:noProof/>
+          <w:sz w:val="32"/>
+          <w:szCs w:val="32"/>
+        </w:rPr>
+        <w:drawing>
+          <wp:inline distT="0" distB="0" distL="0" distR="0" wp14:anchorId="24AE064B" wp14:editId="4653F9C9">
+            <wp:extent cx="4861249" cy="1053271"/>
+            <wp:effectExtent l="0" t="0" r="0" b="0"/>
+            <wp:docPr id="48" name="Picture 48"/>
+            <wp:cNvGraphicFramePr>
+              <a:graphicFrameLocks xmlns:a="http://schemas.openxmlformats.org/drawingml/2006/main" noChangeAspect="1"/>
+            </wp:cNvGraphicFramePr>
+            <a:graphic xmlns:a="http://schemas.openxmlformats.org/drawingml/2006/main">
+              <a:graphicData uri="http://schemas.openxmlformats.org/drawingml/2006/picture">
+                <pic:pic xmlns:pic="http://schemas.openxmlformats.org/drawingml/2006/picture">
+                  <pic:nvPicPr>
+                    <pic:cNvPr id="1" name=""/>
+                    <pic:cNvPicPr/>
+                  </pic:nvPicPr>
+                  <pic:blipFill>
+                    <a:blip r:embed="rId12"/>
+                    <a:stretch>
+                      <a:fillRect/>
+                    </a:stretch>
+                  </pic:blipFill>
+                  <pic:spPr>
+                    <a:xfrm>
+                      <a:off x="0" y="0"/>
+                      <a:ext cx="4875106" cy="1056273"/>
+                    </a:xfrm>
+                    <a:prstGeom prst="rect">
+                      <a:avLst/>
+                    </a:prstGeom>
+                  </pic:spPr>
+                </pic:pic>
+              </a:graphicData>
+            </a:graphic>
+          </wp:inline>
+        </w:drawing>
+      </w:r>
     </w:p>
     <w:p>
       <w:pPr>
         <w:pStyle w:val="ListParagraph"/>
         <w:ind w:left="1080"/>
-        <w:jc w:val="center"/>
-        <w:rPr>
-          <w:rFonts w:asciiTheme="majorBidi" w:hAnsiTheme="majorBidi" w:cstheme="majorBidi"/>
-          <w:sz w:val="32"/>
-          <w:szCs w:val="32"/>
-        </w:rPr>
-      </w:pPr>
+        <w:rPr>
+          <w:rFonts w:asciiTheme="majorBidi" w:hAnsiTheme="majorBidi" w:cstheme="majorBidi"/>
+          <w:sz w:val="32"/>
+          <w:szCs w:val="32"/>
+        </w:rPr>
+      </w:pPr>
+      <w:r>
+        <w:rPr>
+          <w:rFonts w:asciiTheme="majorBidi" w:hAnsiTheme="majorBidi" w:cstheme="majorBidi"/>
+          <w:sz w:val="32"/>
+          <w:szCs w:val="32"/>
+        </w:rPr>
+        <w:tab/>
+      </w:r>
     </w:p>
     <w:p>
       <w:pPr>
         <w:pStyle w:val="ListParagraph"/>
         <w:ind w:left="1080"/>
-        <w:jc w:val="center"/>
-        <w:rPr>
-          <w:rFonts w:asciiTheme="majorBidi" w:hAnsiTheme="majorBidi" w:cstheme="majorBidi"/>
-          <w:sz w:val="32"/>
-          <w:szCs w:val="32"/>
-        </w:rPr>
-      </w:pPr>
+        <w:rPr>
+          <w:rFonts w:asciiTheme="majorBidi" w:hAnsiTheme="majorBidi" w:cstheme="majorBidi"/>
+          <w:sz w:val="32"/>
+          <w:szCs w:val="32"/>
+          <w:cs/>
+        </w:rPr>
+      </w:pPr>
+      <w:r>
+        <w:rPr>
+          <w:rFonts w:asciiTheme="majorBidi" w:hAnsiTheme="majorBidi" w:cstheme="majorBidi"/>
+          <w:sz w:val="32"/>
+          <w:szCs w:val="32"/>
+        </w:rPr>
+        <w:t xml:space="preserve">1.1.4 </w:t>
+      </w:r>
+      <w:r>
+        <w:rPr>
+          <w:rFonts w:asciiTheme="majorBidi" w:hAnsiTheme="majorBidi" w:cstheme="majorBidi" w:hint="cs"/>
+          <w:sz w:val="32"/>
+          <w:szCs w:val="32"/>
+          <w:cs/>
+        </w:rPr>
+        <w:t xml:space="preserve">ปุ่มฟ้าจะดึงประวัติล่าสุดลงบิล </w:t>
+      </w:r>
+      <w:r>
+        <w:rPr>
+          <w:rFonts w:asciiTheme="majorBidi" w:hAnsiTheme="majorBidi" w:cstheme="majorBidi"/>
+          <w:sz w:val="32"/>
+          <w:szCs w:val="32"/>
+        </w:rPr>
+        <w:t>Draft</w:t>
+      </w:r>
+      <w:r>
+        <w:rPr>
+          <w:rFonts w:asciiTheme="majorBidi" w:hAnsiTheme="majorBidi" w:cstheme="majorBidi" w:hint="cs"/>
+          <w:sz w:val="32"/>
+          <w:szCs w:val="32"/>
+          <w:cs/>
+        </w:rPr>
+        <w:t xml:space="preserve"> ปุ่มเหลืองจะอ่านมิเตอร์</w:t>
+      </w:r>
+      <w:r>
+        <w:rPr>
+          <w:rFonts w:asciiTheme="majorBidi" w:hAnsiTheme="majorBidi" w:cstheme="majorBidi" w:hint="cs"/>
+          <w:sz w:val="32"/>
+          <w:szCs w:val="32"/>
+          <w:cs/>
+        </w:rPr>
+        <w:t>ในระบบทั้งหมด</w:t>
+      </w:r>
     </w:p>
     <w:p>
       <w:pPr>
@@ -2168,42 +2261,8 @@
           <w:szCs w:val="32"/>
         </w:rPr>
       </w:pPr>
-    </w:p>
-    <w:p>
-      <w:pPr>
-        <w:pStyle w:val="ListParagraph"/>
-        <w:ind w:left="1080"/>
-        <w:jc w:val="center"/>
-        <w:rPr>
-          <w:rFonts w:asciiTheme="majorBidi" w:hAnsiTheme="majorBidi" w:cstheme="majorBidi"/>
-          <w:sz w:val="32"/>
-          <w:szCs w:val="32"/>
-        </w:rPr>
-      </w:pPr>
-    </w:p>
-    <w:p>
-      <w:pPr>
-        <w:pStyle w:val="ListParagraph"/>
-        <w:ind w:left="1080"/>
-        <w:jc w:val="center"/>
-        <w:rPr>
-          <w:rFonts w:asciiTheme="majorBidi" w:hAnsiTheme="majorBidi" w:cstheme="majorBidi"/>
-          <w:sz w:val="32"/>
-          <w:szCs w:val="32"/>
-        </w:rPr>
-      </w:pPr>
-    </w:p>
-    <w:p>
-      <w:pPr>
-        <w:pStyle w:val="ListParagraph"/>
-        <w:ind w:left="1080"/>
-        <w:jc w:val="center"/>
-        <w:rPr>
-          <w:rFonts w:asciiTheme="majorBidi" w:hAnsiTheme="majorBidi" w:cstheme="majorBidi"/>
-          <w:sz w:val="32"/>
-          <w:szCs w:val="32"/>
-        </w:rPr>
-      </w:pPr>
+      <w:bookmarkStart w:id="0" w:name="_GoBack"/>
+      <w:bookmarkEnd w:id="0"/>
     </w:p>
     <w:p>
       <w:pPr>
@@ -2499,7 +2558,7 @@
                     <pic:cNvPicPr/>
                   </pic:nvPicPr>
                   <pic:blipFill>
-                    <a:blip r:embed="rId12"/>
+                    <a:blip r:embed="rId13"/>
                     <a:stretch>
                       <a:fillRect/>
                     </a:stretch>
@@ -2769,7 +2828,7 @@
                     <pic:cNvPicPr/>
                   </pic:nvPicPr>
                   <pic:blipFill>
-                    <a:blip r:embed="rId13"/>
+                    <a:blip r:embed="rId14"/>
                     <a:stretch>
                       <a:fillRect/>
                     </a:stretch>
@@ -2871,7 +2930,7 @@
                     <pic:cNvPicPr/>
                   </pic:nvPicPr>
                   <pic:blipFill>
-                    <a:blip r:embed="rId14" cstate="print">
+                    <a:blip r:embed="rId15" cstate="print">
                       <a:extLst>
                         <a:ext uri="{28A0092B-C50C-407E-A947-70E740481C1C}">
                           <a14:useLocalDpi xmlns:a14="http://schemas.microsoft.com/office/drawing/2010/main" val="0"/>
@@ -3118,7 +3177,7 @@
                     <pic:cNvPicPr/>
                   </pic:nvPicPr>
                   <pic:blipFill rotWithShape="1">
-                    <a:blip r:embed="rId15">
+                    <a:blip r:embed="rId16">
                       <a:extLst>
                         <a:ext uri="{28A0092B-C50C-407E-A947-70E740481C1C}">
                           <a14:useLocalDpi xmlns:a14="http://schemas.microsoft.com/office/drawing/2010/main" val="0"/>
@@ -3220,7 +3279,7 @@
                     <pic:cNvPicPr/>
                   </pic:nvPicPr>
                   <pic:blipFill>
-                    <a:blip r:embed="rId16"/>
+                    <a:blip r:embed="rId17"/>
                     <a:stretch>
                       <a:fillRect/>
                     </a:stretch>
@@ -3466,7 +3525,7 @@
                     <pic:cNvPicPr/>
                   </pic:nvPicPr>
                   <pic:blipFill>
-                    <a:blip r:embed="rId17">
+                    <a:blip r:embed="rId18">
                       <a:extLst>
                         <a:ext uri="{28A0092B-C50C-407E-A947-70E740481C1C}">
                           <a14:useLocalDpi xmlns:a14="http://schemas.microsoft.com/office/drawing/2010/main" val="0"/>
@@ -3539,7 +3598,7 @@
                     <pic:cNvPicPr/>
                   </pic:nvPicPr>
                   <pic:blipFill rotWithShape="1">
-                    <a:blip r:embed="rId18">
+                    <a:blip r:embed="rId19">
                       <a:extLst>
                         <a:ext uri="{28A0092B-C50C-407E-A947-70E740481C1C}">
                           <a14:useLocalDpi xmlns:a14="http://schemas.microsoft.com/office/drawing/2010/main" val="0"/>
@@ -3646,7 +3705,7 @@
                     <pic:cNvPicPr/>
                   </pic:nvPicPr>
                   <pic:blipFill>
-                    <a:blip r:embed="rId19"/>
+                    <a:blip r:embed="rId20"/>
                     <a:stretch>
                       <a:fillRect/>
                     </a:stretch>
@@ -3771,7 +3830,7 @@
                     <pic:cNvPicPr/>
                   </pic:nvPicPr>
                   <pic:blipFill rotWithShape="1">
-                    <a:blip r:embed="rId20">
+                    <a:blip r:embed="rId21">
                       <a:extLst>
                         <a:ext uri="{28A0092B-C50C-407E-A947-70E740481C1C}">
                           <a14:useLocalDpi xmlns:a14="http://schemas.microsoft.com/office/drawing/2010/main" val="0"/>
@@ -3873,7 +3932,7 @@
                     <pic:cNvPicPr/>
                   </pic:nvPicPr>
                   <pic:blipFill>
-                    <a:blip r:embed="rId21">
+                    <a:blip r:embed="rId22">
                       <a:extLst>
                         <a:ext uri="{28A0092B-C50C-407E-A947-70E740481C1C}">
                           <a14:useLocalDpi xmlns:a14="http://schemas.microsoft.com/office/drawing/2010/main" val="0"/>
@@ -3944,7 +4003,7 @@
                     <pic:cNvPicPr/>
                   </pic:nvPicPr>
                   <pic:blipFill rotWithShape="1">
-                    <a:blip r:embed="rId22">
+                    <a:blip r:embed="rId23">
                       <a:extLst>
                         <a:ext uri="{28A0092B-C50C-407E-A947-70E740481C1C}">
                           <a14:useLocalDpi xmlns:a14="http://schemas.microsoft.com/office/drawing/2010/main" val="0"/>
@@ -4184,7 +4243,7 @@
                     <pic:cNvPicPr/>
                   </pic:nvPicPr>
                   <pic:blipFill>
-                    <a:blip r:embed="rId23">
+                    <a:blip r:embed="rId24">
                       <a:extLst>
                         <a:ext uri="{28A0092B-C50C-407E-A947-70E740481C1C}">
                           <a14:useLocalDpi xmlns:a14="http://schemas.microsoft.com/office/drawing/2010/main" val="0"/>
@@ -4279,7 +4338,7 @@
                     <pic:cNvPicPr/>
                   </pic:nvPicPr>
                   <pic:blipFill>
-                    <a:blip r:embed="rId24">
+                    <a:blip r:embed="rId25">
                       <a:extLst>
                         <a:ext uri="{28A0092B-C50C-407E-A947-70E740481C1C}">
                           <a14:useLocalDpi xmlns:a14="http://schemas.microsoft.com/office/drawing/2010/main" val="0"/>
@@ -4472,7 +4531,7 @@
                     <pic:cNvPicPr/>
                   </pic:nvPicPr>
                   <pic:blipFill>
-                    <a:blip r:embed="rId25">
+                    <a:blip r:embed="rId26">
                       <a:extLst>
                         <a:ext uri="{28A0092B-C50C-407E-A947-70E740481C1C}">
                           <a14:useLocalDpi xmlns:a14="http://schemas.microsoft.com/office/drawing/2010/main" val="0"/>
@@ -4708,7 +4767,7 @@
                     <pic:cNvPicPr/>
                   </pic:nvPicPr>
                   <pic:blipFill>
-                    <a:blip r:embed="rId26"/>
+                    <a:blip r:embed="rId27"/>
                     <a:stretch>
                       <a:fillRect/>
                     </a:stretch>
@@ -4839,7 +4898,7 @@
                     <pic:cNvPicPr/>
                   </pic:nvPicPr>
                   <pic:blipFill>
-                    <a:blip r:embed="rId27">
+                    <a:blip r:embed="rId28">
                       <a:extLst>
                         <a:ext uri="{28A0092B-C50C-407E-A947-70E740481C1C}">
                           <a14:useLocalDpi xmlns:a14="http://schemas.microsoft.com/office/drawing/2010/main" val="0"/>
@@ -5099,7 +5158,7 @@
                     <pic:cNvPicPr/>
                   </pic:nvPicPr>
                   <pic:blipFill>
-                    <a:blip r:embed="rId28"/>
+                    <a:blip r:embed="rId29"/>
                     <a:stretch>
                       <a:fillRect/>
                     </a:stretch>
@@ -5206,7 +5265,7 @@
                     </pic:cNvPicPr>
                   </pic:nvPicPr>
                   <pic:blipFill rotWithShape="1">
-                    <a:blip r:embed="rId29">
+                    <a:blip r:embed="rId30">
                       <a:extLst>
                         <a:ext uri="{28A0092B-C50C-407E-A947-70E740481C1C}">
                           <a14:useLocalDpi xmlns:a14="http://schemas.microsoft.com/office/drawing/2010/main" val="0"/>
@@ -5283,7 +5342,7 @@
                     <pic:cNvPicPr/>
                   </pic:nvPicPr>
                   <pic:blipFill rotWithShape="1">
-                    <a:blip r:embed="rId30">
+                    <a:blip r:embed="rId31">
                       <a:extLst>
                         <a:ext uri="{28A0092B-C50C-407E-A947-70E740481C1C}">
                           <a14:useLocalDpi xmlns:a14="http://schemas.microsoft.com/office/drawing/2010/main" val="0"/>
@@ -5455,7 +5514,7 @@
                     <pic:cNvPicPr/>
                   </pic:nvPicPr>
                   <pic:blipFill>
-                    <a:blip r:embed="rId31">
+                    <a:blip r:embed="rId32">
                       <a:extLst>
                         <a:ext uri="{28A0092B-C50C-407E-A947-70E740481C1C}">
                           <a14:useLocalDpi xmlns:a14="http://schemas.microsoft.com/office/drawing/2010/main" val="0"/>
@@ -5534,7 +5593,7 @@
                     <pic:cNvPicPr/>
                   </pic:nvPicPr>
                   <pic:blipFill>
-                    <a:blip r:embed="rId32"/>
+                    <a:blip r:embed="rId33"/>
                     <a:stretch>
                       <a:fillRect/>
                     </a:stretch>
@@ -5664,7 +5723,7 @@
                     <pic:cNvPicPr/>
                   </pic:nvPicPr>
                   <pic:blipFill>
-                    <a:blip r:embed="rId33">
+                    <a:blip r:embed="rId34">
                       <a:extLst>
                         <a:ext uri="{28A0092B-C50C-407E-A947-70E740481C1C}">
                           <a14:useLocalDpi xmlns:a14="http://schemas.microsoft.com/office/drawing/2010/main" val="0"/>
@@ -5744,7 +5803,7 @@
                     <pic:cNvPicPr/>
                   </pic:nvPicPr>
                   <pic:blipFill>
-                    <a:blip r:embed="rId34">
+                    <a:blip r:embed="rId35">
                       <a:extLst>
                         <a:ext uri="{28A0092B-C50C-407E-A947-70E740481C1C}">
                           <a14:useLocalDpi xmlns:a14="http://schemas.microsoft.com/office/drawing/2010/main" val="0"/>
@@ -6042,7 +6101,7 @@
                     <pic:cNvPicPr/>
                   </pic:nvPicPr>
                   <pic:blipFill>
-                    <a:blip r:embed="rId35">
+                    <a:blip r:embed="rId36">
                       <a:extLst>
                         <a:ext uri="{28A0092B-C50C-407E-A947-70E740481C1C}">
                           <a14:useLocalDpi xmlns:a14="http://schemas.microsoft.com/office/drawing/2010/main" val="0"/>
@@ -6100,7 +6159,7 @@
                     <pic:cNvPicPr/>
                   </pic:nvPicPr>
                   <pic:blipFill>
-                    <a:blip r:embed="rId36"/>
+                    <a:blip r:embed="rId37"/>
                     <a:stretch>
                       <a:fillRect/>
                     </a:stretch>
@@ -6418,7 +6477,7 @@
                     <pic:cNvPicPr/>
                   </pic:nvPicPr>
                   <pic:blipFill>
-                    <a:blip r:embed="rId37">
+                    <a:blip r:embed="rId38">
                       <a:extLst>
                         <a:ext uri="{28A0092B-C50C-407E-A947-70E740481C1C}">
                           <a14:useLocalDpi xmlns:a14="http://schemas.microsoft.com/office/drawing/2010/main" val="0"/>
@@ -6487,7 +6546,7 @@
                     <pic:cNvPicPr/>
                   </pic:nvPicPr>
                   <pic:blipFill>
-                    <a:blip r:embed="rId38">
+                    <a:blip r:embed="rId39">
                       <a:extLst>
                         <a:ext uri="{28A0092B-C50C-407E-A947-70E740481C1C}">
                           <a14:useLocalDpi xmlns:a14="http://schemas.microsoft.com/office/drawing/2010/main" val="0"/>
@@ -6633,7 +6692,7 @@
                     <pic:cNvPicPr/>
                   </pic:nvPicPr>
                   <pic:blipFill>
-                    <a:blip r:embed="rId39">
+                    <a:blip r:embed="rId40">
                       <a:extLst>
                         <a:ext uri="{28A0092B-C50C-407E-A947-70E740481C1C}">
                           <a14:useLocalDpi xmlns:a14="http://schemas.microsoft.com/office/drawing/2010/main" val="0"/>
@@ -6733,7 +6792,7 @@
                     <pic:cNvPicPr/>
                   </pic:nvPicPr>
                   <pic:blipFill>
-                    <a:blip r:embed="rId40">
+                    <a:blip r:embed="rId41">
                       <a:extLst>
                         <a:ext uri="{28A0092B-C50C-407E-A947-70E740481C1C}">
                           <a14:useLocalDpi xmlns:a14="http://schemas.microsoft.com/office/drawing/2010/main" val="0"/>
@@ -6938,7 +6997,7 @@
                     <pic:cNvPicPr/>
                   </pic:nvPicPr>
                   <pic:blipFill>
-                    <a:blip r:embed="rId41">
+                    <a:blip r:embed="rId42">
                       <a:extLst>
                         <a:ext uri="{28A0092B-C50C-407E-A947-70E740481C1C}">
                           <a14:useLocalDpi xmlns:a14="http://schemas.microsoft.com/office/drawing/2010/main" val="0"/>
@@ -7001,7 +7060,7 @@
                     <pic:cNvPicPr/>
                   </pic:nvPicPr>
                   <pic:blipFill>
-                    <a:blip r:embed="rId42">
+                    <a:blip r:embed="rId43">
                       <a:extLst>
                         <a:ext uri="{28A0092B-C50C-407E-A947-70E740481C1C}">
                           <a14:useLocalDpi xmlns:a14="http://schemas.microsoft.com/office/drawing/2010/main" val="0"/>
@@ -7062,7 +7121,7 @@
                     <pic:cNvPicPr/>
                   </pic:nvPicPr>
                   <pic:blipFill>
-                    <a:blip r:embed="rId43">
+                    <a:blip r:embed="rId44">
                       <a:extLst>
                         <a:ext uri="{28A0092B-C50C-407E-A947-70E740481C1C}">
                           <a14:useLocalDpi xmlns:a14="http://schemas.microsoft.com/office/drawing/2010/main" val="0"/>
@@ -7346,7 +7405,7 @@
                     <pic:cNvPicPr/>
                   </pic:nvPicPr>
                   <pic:blipFill>
-                    <a:blip r:embed="rId44"/>
+                    <a:blip r:embed="rId45"/>
                     <a:stretch>
                       <a:fillRect/>
                     </a:stretch>
@@ -7401,7 +7460,7 @@
                     <pic:cNvPicPr/>
                   </pic:nvPicPr>
                   <pic:blipFill>
-                    <a:blip r:embed="rId45">
+                    <a:blip r:embed="rId46">
                       <a:extLst>
                         <a:ext uri="{28A0092B-C50C-407E-A947-70E740481C1C}">
                           <a14:useLocalDpi xmlns:a14="http://schemas.microsoft.com/office/drawing/2010/main" val="0"/>
@@ -7628,7 +7687,7 @@
                     <pic:cNvPicPr/>
                   </pic:nvPicPr>
                   <pic:blipFill>
-                    <a:blip r:embed="rId46">
+                    <a:blip r:embed="rId47">
                       <a:extLst>
                         <a:ext uri="{28A0092B-C50C-407E-A947-70E740481C1C}">
                           <a14:useLocalDpi xmlns:a14="http://schemas.microsoft.com/office/drawing/2010/main" val="0"/>
@@ -7736,7 +7795,7 @@
                     <pic:cNvPicPr/>
                   </pic:nvPicPr>
                   <pic:blipFill>
-                    <a:blip r:embed="rId47">
+                    <a:blip r:embed="rId48">
                       <a:extLst>
                         <a:ext uri="{28A0092B-C50C-407E-A947-70E740481C1C}">
                           <a14:useLocalDpi xmlns:a14="http://schemas.microsoft.com/office/drawing/2010/main" val="0"/>
@@ -7803,7 +7862,7 @@
                     <pic:cNvPicPr/>
                   </pic:nvPicPr>
                   <pic:blipFill>
-                    <a:blip r:embed="rId48">
+                    <a:blip r:embed="rId49">
                       <a:extLst>
                         <a:ext uri="{28A0092B-C50C-407E-A947-70E740481C1C}">
                           <a14:useLocalDpi xmlns:a14="http://schemas.microsoft.com/office/drawing/2010/main" val="0"/>
@@ -7979,7 +8038,7 @@
                     <pic:cNvPicPr/>
                   </pic:nvPicPr>
                   <pic:blipFill>
-                    <a:blip r:embed="rId49"/>
+                    <a:blip r:embed="rId50"/>
                     <a:stretch>
                       <a:fillRect/>
                     </a:stretch>
@@ -8105,7 +8164,7 @@
                     <pic:cNvPicPr/>
                   </pic:nvPicPr>
                   <pic:blipFill>
-                    <a:blip r:embed="rId50" cstate="print">
+                    <a:blip r:embed="rId51" cstate="print">
                       <a:extLst>
                         <a:ext uri="{28A0092B-C50C-407E-A947-70E740481C1C}">
                           <a14:useLocalDpi xmlns:a14="http://schemas.microsoft.com/office/drawing/2010/main" val="0"/>
@@ -8218,7 +8277,7 @@
                     <pic:cNvPicPr/>
                   </pic:nvPicPr>
                   <pic:blipFill rotWithShape="1">
-                    <a:blip r:embed="rId51">
+                    <a:blip r:embed="rId52">
                       <a:extLst>
                         <a:ext uri="{28A0092B-C50C-407E-A947-70E740481C1C}">
                           <a14:useLocalDpi xmlns:a14="http://schemas.microsoft.com/office/drawing/2010/main" val="0"/>
@@ -8366,7 +8425,7 @@
                     <pic:cNvPicPr/>
                   </pic:nvPicPr>
                   <pic:blipFill>
-                    <a:blip r:embed="rId52">
+                    <a:blip r:embed="rId53">
                       <a:extLst>
                         <a:ext uri="{28A0092B-C50C-407E-A947-70E740481C1C}">
                           <a14:useLocalDpi xmlns:a14="http://schemas.microsoft.com/office/drawing/2010/main" val="0"/>
@@ -8550,7 +8609,7 @@
                     <pic:cNvPicPr/>
                   </pic:nvPicPr>
                   <pic:blipFill>
-                    <a:blip r:embed="rId53"/>
+                    <a:blip r:embed="rId54"/>
                     <a:stretch>
                       <a:fillRect/>
                     </a:stretch>
@@ -8603,7 +8662,7 @@
                     <pic:cNvPicPr/>
                   </pic:nvPicPr>
                   <pic:blipFill rotWithShape="1">
-                    <a:blip r:embed="rId54"/>
+                    <a:blip r:embed="rId55"/>
                     <a:srcRect b="35087"/>
                     <a:stretch/>
                   </pic:blipFill>
@@ -8671,7 +8730,7 @@
                     <pic:cNvPicPr/>
                   </pic:nvPicPr>
                   <pic:blipFill>
-                    <a:blip r:embed="rId55">
+                    <a:blip r:embed="rId56">
                       <a:extLst>
                         <a:ext uri="{28A0092B-C50C-407E-A947-70E740481C1C}">
                           <a14:useLocalDpi xmlns:a14="http://schemas.microsoft.com/office/drawing/2010/main" val="0"/>
@@ -9071,7 +9130,6 @@
           <w:rFonts w:asciiTheme="majorBidi" w:hAnsiTheme="majorBidi" w:cstheme="majorBidi"/>
           <w:sz w:val="32"/>
           <w:szCs w:val="32"/>
-          <w:cs/>
         </w:rPr>
       </w:pPr>
       <w:r>
@@ -9140,7 +9198,7 @@
                     <pic:cNvPicPr/>
                   </pic:nvPicPr>
                   <pic:blipFill>
-                    <a:blip r:embed="rId56">
+                    <a:blip r:embed="rId57">
                       <a:extLst>
                         <a:ext uri="{28A0092B-C50C-407E-A947-70E740481C1C}">
                           <a14:useLocalDpi xmlns:a14="http://schemas.microsoft.com/office/drawing/2010/main" val="0"/>
@@ -9474,7 +9532,7 @@
                     <pic:cNvPicPr/>
                   </pic:nvPicPr>
                   <pic:blipFill>
-                    <a:blip r:embed="rId57">
+                    <a:blip r:embed="rId58">
                       <a:extLst>
                         <a:ext uri="{28A0092B-C50C-407E-A947-70E740481C1C}">
                           <a14:useLocalDpi xmlns:a14="http://schemas.microsoft.com/office/drawing/2010/main" val="0"/>
@@ -9561,7 +9619,7 @@
                     <pic:cNvPicPr/>
                   </pic:nvPicPr>
                   <pic:blipFill>
-                    <a:blip r:embed="rId58"/>
+                    <a:blip r:embed="rId59"/>
                     <a:stretch>
                       <a:fillRect/>
                     </a:stretch>
@@ -9700,7 +9758,7 @@
                     <pic:cNvPicPr/>
                   </pic:nvPicPr>
                   <pic:blipFill>
-                    <a:blip r:embed="rId59">
+                    <a:blip r:embed="rId60">
                       <a:extLst>
                         <a:ext uri="{28A0092B-C50C-407E-A947-70E740481C1C}">
                           <a14:useLocalDpi xmlns:a14="http://schemas.microsoft.com/office/drawing/2010/main" val="0"/>
@@ -9892,7 +9950,7 @@
                     <pic:cNvPicPr/>
                   </pic:nvPicPr>
                   <pic:blipFill>
-                    <a:blip r:embed="rId60">
+                    <a:blip r:embed="rId61">
                       <a:extLst>
                         <a:ext uri="{28A0092B-C50C-407E-A947-70E740481C1C}">
                           <a14:useLocalDpi xmlns:a14="http://schemas.microsoft.com/office/drawing/2010/main" val="0"/>
@@ -10004,7 +10062,7 @@
                     <pic:cNvPicPr/>
                   </pic:nvPicPr>
                   <pic:blipFill>
-                    <a:blip r:embed="rId61">
+                    <a:blip r:embed="rId62">
                       <a:extLst>
                         <a:ext uri="{28A0092B-C50C-407E-A947-70E740481C1C}">
                           <a14:useLocalDpi xmlns:a14="http://schemas.microsoft.com/office/drawing/2010/main" val="0"/>
@@ -10101,7 +10159,7 @@
                     <pic:cNvPicPr/>
                   </pic:nvPicPr>
                   <pic:blipFill>
-                    <a:blip r:embed="rId62">
+                    <a:blip r:embed="rId63">
                       <a:extLst>
                         <a:ext uri="{28A0092B-C50C-407E-A947-70E740481C1C}">
                           <a14:useLocalDpi xmlns:a14="http://schemas.microsoft.com/office/drawing/2010/main" val="0"/>
@@ -10204,7 +10262,7 @@
                     <pic:cNvPicPr/>
                   </pic:nvPicPr>
                   <pic:blipFill>
-                    <a:blip r:embed="rId63">
+                    <a:blip r:embed="rId64">
                       <a:extLst>
                         <a:ext uri="{28A0092B-C50C-407E-A947-70E740481C1C}">
                           <a14:useLocalDpi xmlns:a14="http://schemas.microsoft.com/office/drawing/2010/main" val="0"/>
@@ -10329,7 +10387,7 @@
                     <pic:cNvPicPr/>
                   </pic:nvPicPr>
                   <pic:blipFill>
-                    <a:blip r:embed="rId64">
+                    <a:blip r:embed="rId65">
                       <a:extLst>
                         <a:ext uri="{28A0092B-C50C-407E-A947-70E740481C1C}">
                           <a14:useLocalDpi xmlns:a14="http://schemas.microsoft.com/office/drawing/2010/main" val="0"/>
@@ -10435,7 +10493,7 @@
                     <pic:cNvPicPr/>
                   </pic:nvPicPr>
                   <pic:blipFill>
-                    <a:blip r:embed="rId65">
+                    <a:blip r:embed="rId66">
                       <a:extLst>
                         <a:ext uri="{28A0092B-C50C-407E-A947-70E740481C1C}">
                           <a14:useLocalDpi xmlns:a14="http://schemas.microsoft.com/office/drawing/2010/main" val="0"/>
@@ -10581,7 +10639,7 @@
                     <pic:cNvPicPr/>
                   </pic:nvPicPr>
                   <pic:blipFill>
-                    <a:blip r:embed="rId66">
+                    <a:blip r:embed="rId67">
                       <a:extLst>
                         <a:ext uri="{28A0092B-C50C-407E-A947-70E740481C1C}">
                           <a14:useLocalDpi xmlns:a14="http://schemas.microsoft.com/office/drawing/2010/main" val="0"/>
@@ -10856,7 +10914,7 @@
                     <pic:cNvPicPr/>
                   </pic:nvPicPr>
                   <pic:blipFill>
-                    <a:blip r:embed="rId67">
+                    <a:blip r:embed="rId68">
                       <a:extLst>
                         <a:ext uri="{28A0092B-C50C-407E-A947-70E740481C1C}">
                           <a14:useLocalDpi xmlns:a14="http://schemas.microsoft.com/office/drawing/2010/main" val="0"/>
@@ -11052,7 +11110,7 @@
                     <pic:cNvPicPr/>
                   </pic:nvPicPr>
                   <pic:blipFill>
-                    <a:blip r:embed="rId68">
+                    <a:blip r:embed="rId69">
                       <a:extLst>
                         <a:ext uri="{28A0092B-C50C-407E-A947-70E740481C1C}">
                           <a14:useLocalDpi xmlns:a14="http://schemas.microsoft.com/office/drawing/2010/main" val="0"/>
@@ -11236,7 +11294,7 @@
                     <pic:cNvPicPr/>
                   </pic:nvPicPr>
                   <pic:blipFill>
-                    <a:blip r:embed="rId69">
+                    <a:blip r:embed="rId70">
                       <a:extLst>
                         <a:ext uri="{28A0092B-C50C-407E-A947-70E740481C1C}">
                           <a14:useLocalDpi xmlns:a14="http://schemas.microsoft.com/office/drawing/2010/main" val="0"/>
@@ -11540,7 +11598,7 @@
                     <pic:cNvPicPr/>
                   </pic:nvPicPr>
                   <pic:blipFill>
-                    <a:blip r:embed="rId70"/>
+                    <a:blip r:embed="rId71"/>
                     <a:stretch>
                       <a:fillRect/>
                     </a:stretch>
@@ -11608,7 +11666,7 @@
                     <pic:cNvPicPr/>
                   </pic:nvPicPr>
                   <pic:blipFill>
-                    <a:blip r:embed="rId71"/>
+                    <a:blip r:embed="rId72"/>
                     <a:stretch>
                       <a:fillRect/>
                     </a:stretch>
@@ -11856,7 +11914,7 @@
                     <pic:cNvPicPr/>
                   </pic:nvPicPr>
                   <pic:blipFill>
-                    <a:blip r:embed="rId72">
+                    <a:blip r:embed="rId73">
                       <a:extLst>
                         <a:ext uri="{28A0092B-C50C-407E-A947-70E740481C1C}">
                           <a14:useLocalDpi xmlns:a14="http://schemas.microsoft.com/office/drawing/2010/main" val="0"/>
@@ -11935,7 +11993,7 @@
                     <pic:cNvPicPr/>
                   </pic:nvPicPr>
                   <pic:blipFill>
-                    <a:blip r:embed="rId73"/>
+                    <a:blip r:embed="rId74"/>
                     <a:stretch>
                       <a:fillRect/>
                     </a:stretch>
@@ -12029,21 +12087,32 @@
       <w:pPr>
         <w:pStyle w:val="ListParagraph"/>
         <w:ind w:left="360"/>
-        <w:rPr>
-          <w:rFonts w:asciiTheme="majorBidi" w:hAnsiTheme="majorBidi" w:cstheme="majorBidi"/>
-          <w:sz w:val="32"/>
-          <w:szCs w:val="32"/>
-          <w:cs/>
-        </w:rPr>
-      </w:pPr>
-      <w:r>
-        <w:rPr>
-          <w:rFonts w:asciiTheme="majorBidi" w:hAnsiTheme="majorBidi" w:cstheme="majorBidi" w:hint="cs"/>
-          <w:sz w:val="32"/>
-          <w:szCs w:val="32"/>
-          <w:cs/>
-        </w:rPr>
-        <w:lastRenderedPageBreak/>
+        <w:jc w:val="center"/>
+        <w:rPr>
+          <w:rFonts w:asciiTheme="majorBidi" w:hAnsiTheme="majorBidi" w:cstheme="majorBidi"/>
+          <w:sz w:val="36"/>
+          <w:szCs w:val="36"/>
+        </w:rPr>
+      </w:pPr>
+    </w:p>
+    <w:p>
+      <w:pPr>
+        <w:pStyle w:val="ListParagraph"/>
+        <w:ind w:left="360"/>
+        <w:rPr>
+          <w:rFonts w:asciiTheme="majorBidi" w:hAnsiTheme="majorBidi" w:cstheme="majorBidi"/>
+          <w:sz w:val="32"/>
+          <w:szCs w:val="32"/>
+          <w:cs/>
+        </w:rPr>
+      </w:pPr>
+      <w:r>
+        <w:rPr>
+          <w:rFonts w:asciiTheme="majorBidi" w:hAnsiTheme="majorBidi" w:cstheme="majorBidi" w:hint="cs"/>
+          <w:sz w:val="32"/>
+          <w:szCs w:val="32"/>
+          <w:cs/>
+        </w:rPr>
         <w:t>หากเลือกต่อสัญญาเช่าจะขึ้นหน้าให้กรอกและจะให้อัพโหลดสัญญาใหม่</w:t>
       </w:r>
     </w:p>
@@ -12081,7 +12150,7 @@
                     <pic:cNvPicPr/>
                   </pic:nvPicPr>
                   <pic:blipFill>
-                    <a:blip r:embed="rId74">
+                    <a:blip r:embed="rId75">
                       <a:extLst>
                         <a:ext uri="{28A0092B-C50C-407E-A947-70E740481C1C}">
                           <a14:useLocalDpi xmlns:a14="http://schemas.microsoft.com/office/drawing/2010/main" val="0"/>
@@ -12177,8 +12246,6 @@
         </w:rPr>
         <w:t>หากมีการต่อสัญญาแล้ว</w:t>
       </w:r>
-      <w:bookmarkStart w:id="0" w:name="_GoBack"/>
-      <w:bookmarkEnd w:id="0"/>
     </w:p>
     <w:p>
       <w:pPr>
@@ -12227,7 +12294,7 @@
                     <pic:cNvPicPr/>
                   </pic:nvPicPr>
                   <pic:blipFill>
-                    <a:blip r:embed="rId75"/>
+                    <a:blip r:embed="rId76"/>
                     <a:stretch>
                       <a:fillRect/>
                     </a:stretch>
@@ -14122,7 +14189,7 @@
 </file>
 
 <file path=customXml/itemProps1.xml><?xml version="1.0" encoding="utf-8"?>
-<ds:datastoreItem xmlns:ds="http://schemas.openxmlformats.org/officeDocument/2006/customXml" ds:itemID="{31F45B2C-15ED-4F0A-9D13-03045D10E471}">
+<ds:datastoreItem xmlns:ds="http://schemas.openxmlformats.org/officeDocument/2006/customXml" ds:itemID="{1978CA28-A9EF-4C40-8D4B-A9A3E8454473}">
   <ds:schemaRefs>
     <ds:schemaRef ds:uri="http://schemas.openxmlformats.org/officeDocument/2006/bibliography"/>
   </ds:schemaRefs>
